--- a/tillsyn/S 3548-2025 tillsynsbegäran.docx
+++ b/tillsyn/S 3548-2025 tillsynsbegäran.docx
@@ -1551,7 +1551,7 @@
     <w:r>
       <w:tab/>
       <w:tab/>
-      <w:t>2026-07-13</w:t>
+      <w:t>2026-07-14</w:t>
       <w:br/>
       <w:br/>
     </w:r>

--- a/tillsyn/S 3548-2025 tillsynsbegäran.docx
+++ b/tillsyn/S 3548-2025 tillsynsbegäran.docx
@@ -1551,7 +1551,7 @@
     <w:r>
       <w:tab/>
       <w:tab/>
-      <w:t>2026-07-14</w:t>
+      <w:t>2026-07-15</w:t>
       <w:br/>
       <w:br/>
     </w:r>

--- a/tillsyn/S 3548-2025 tillsynsbegäran.docx
+++ b/tillsyn/S 3548-2025 tillsynsbegäran.docx
@@ -1551,7 +1551,7 @@
     <w:r>
       <w:tab/>
       <w:tab/>
-      <w:t>2026-07-15</w:t>
+      <w:t>2026-07-16</w:t>
       <w:br/>
       <w:br/>
     </w:r>

--- a/tillsyn/S 3548-2025 tillsynsbegäran.docx
+++ b/tillsyn/S 3548-2025 tillsynsbegäran.docx
@@ -1551,7 +1551,7 @@
     <w:r>
       <w:tab/>
       <w:tab/>
-      <w:t>2026-07-16</w:t>
+      <w:t>2026-07-17</w:t>
       <w:br/>
       <w:br/>
     </w:r>

--- a/tillsyn/S 3548-2025 tillsynsbegäran.docx
+++ b/tillsyn/S 3548-2025 tillsynsbegäran.docx
@@ -1551,7 +1551,7 @@
     <w:r>
       <w:tab/>
       <w:tab/>
-      <w:t>2026-07-17</w:t>
+      <w:t>2026-07-18</w:t>
       <w:br/>
       <w:br/>
     </w:r>

--- a/tillsyn/S 3548-2025 tillsynsbegäran.docx
+++ b/tillsyn/S 3548-2025 tillsynsbegäran.docx
@@ -1551,7 +1551,7 @@
     <w:r>
       <w:tab/>
       <w:tab/>
-      <w:t>2026-07-18</w:t>
+      <w:t>2026-07-19</w:t>
       <w:br/>
       <w:br/>
     </w:r>

--- a/tillsyn/S 3548-2025 tillsynsbegäran.docx
+++ b/tillsyn/S 3548-2025 tillsynsbegäran.docx
@@ -1551,7 +1551,7 @@
     <w:r>
       <w:tab/>
       <w:tab/>
-      <w:t>2026-07-19</w:t>
+      <w:t>2026-07-20</w:t>
       <w:br/>
       <w:br/>
     </w:r>

--- a/tillsyn/S 3548-2025 tillsynsbegäran.docx
+++ b/tillsyn/S 3548-2025 tillsynsbegäran.docx
@@ -1551,7 +1551,7 @@
     <w:r>
       <w:tab/>
       <w:tab/>
-      <w:t>2026-07-20</w:t>
+      <w:t>2026-07-21</w:t>
       <w:br/>
       <w:br/>
     </w:r>

--- a/tillsyn/S 3548-2025 tillsynsbegäran.docx
+++ b/tillsyn/S 3548-2025 tillsynsbegäran.docx
@@ -1551,7 +1551,7 @@
     <w:r>
       <w:tab/>
       <w:tab/>
-      <w:t>2026-07-21</w:t>
+      <w:t>2026-07-22</w:t>
       <w:br/>
       <w:br/>
     </w:r>

--- a/tillsyn/S 3548-2025 tillsynsbegäran.docx
+++ b/tillsyn/S 3548-2025 tillsynsbegäran.docx
@@ -1551,7 +1551,7 @@
     <w:r>
       <w:tab/>
       <w:tab/>
-      <w:t>2026-07-22</w:t>
+      <w:t>2026-07-23</w:t>
       <w:br/>
       <w:br/>
     </w:r>

--- a/tillsyn/S 3548-2025 tillsynsbegäran.docx
+++ b/tillsyn/S 3548-2025 tillsynsbegäran.docx
@@ -1551,7 +1551,7 @@
     <w:r>
       <w:tab/>
       <w:tab/>
-      <w:t>2026-07-23</w:t>
+      <w:t>2026-07-24</w:t>
       <w:br/>
       <w:br/>
     </w:r>

--- a/tillsyn/S 3548-2025 tillsynsbegäran.docx
+++ b/tillsyn/S 3548-2025 tillsynsbegäran.docx
@@ -1551,7 +1551,7 @@
     <w:r>
       <w:tab/>
       <w:tab/>
-      <w:t>2026-07-24</w:t>
+      <w:t>2026-07-25</w:t>
       <w:br/>
       <w:br/>
     </w:r>

--- a/tillsyn/S 3548-2025 tillsynsbegäran.docx
+++ b/tillsyn/S 3548-2025 tillsynsbegäran.docx
@@ -1551,7 +1551,7 @@
     <w:r>
       <w:tab/>
       <w:tab/>
-      <w:t>2026-07-25</w:t>
+      <w:t>2026-07-26</w:t>
       <w:br/>
       <w:br/>
     </w:r>

--- a/tillsyn/S 3548-2025 tillsynsbegäran.docx
+++ b/tillsyn/S 3548-2025 tillsynsbegäran.docx
@@ -1551,7 +1551,7 @@
     <w:r>
       <w:tab/>
       <w:tab/>
-      <w:t>2026-07-26</w:t>
+      <w:t>2026-07-27</w:t>
       <w:br/>
       <w:br/>
     </w:r>

--- a/tillsyn/S 3548-2025 tillsynsbegäran.docx
+++ b/tillsyn/S 3548-2025 tillsynsbegäran.docx
@@ -1551,7 +1551,7 @@
     <w:r>
       <w:tab/>
       <w:tab/>
-      <w:t>2026-07-27</w:t>
+      <w:t>2026-07-28</w:t>
       <w:br/>
       <w:br/>
     </w:r>

--- a/tillsyn/S 3548-2025 tillsynsbegäran.docx
+++ b/tillsyn/S 3548-2025 tillsynsbegäran.docx
@@ -1551,7 +1551,7 @@
     <w:r>
       <w:tab/>
       <w:tab/>
-      <w:t>2026-07-28</w:t>
+      <w:t>2026-07-29</w:t>
       <w:br/>
       <w:br/>
     </w:r>

--- a/tillsyn/S 3548-2025 tillsynsbegäran.docx
+++ b/tillsyn/S 3548-2025 tillsynsbegäran.docx
@@ -1551,7 +1551,7 @@
     <w:r>
       <w:tab/>
       <w:tab/>
-      <w:t>2026-07-29</w:t>
+      <w:t>2026-07-30</w:t>
       <w:br/>
       <w:br/>
     </w:r>

--- a/tillsyn/S 3548-2025 tillsynsbegäran.docx
+++ b/tillsyn/S 3548-2025 tillsynsbegäran.docx
@@ -1551,7 +1551,7 @@
     <w:r>
       <w:tab/>
       <w:tab/>
-      <w:t>2026-07-30</w:t>
+      <w:t>2026-07-31</w:t>
       <w:br/>
       <w:br/>
     </w:r>

--- a/tillsyn/S 3548-2025 tillsynsbegäran.docx
+++ b/tillsyn/S 3548-2025 tillsynsbegäran.docx
@@ -1551,7 +1551,7 @@
     <w:r>
       <w:tab/>
       <w:tab/>
-      <w:t>2026-07-31</w:t>
+      <w:t>2026-08-01</w:t>
       <w:br/>
       <w:br/>
     </w:r>

--- a/tillsyn/S 3548-2025 tillsynsbegäran.docx
+++ b/tillsyn/S 3548-2025 tillsynsbegäran.docx
@@ -1551,7 +1551,7 @@
     <w:r>
       <w:tab/>
       <w:tab/>
-      <w:t>2026-08-01</w:t>
+      <w:t>2026-08-02</w:t>
       <w:br/>
       <w:br/>
     </w:r>

--- a/tillsyn/S 3548-2025 tillsynsbegäran.docx
+++ b/tillsyn/S 3548-2025 tillsynsbegäran.docx
@@ -1551,7 +1551,7 @@
     <w:r>
       <w:tab/>
       <w:tab/>
-      <w:t>2026-08-02</w:t>
+      <w:t>2026-08-03</w:t>
       <w:br/>
       <w:br/>
     </w:r>

--- a/tillsyn/S 3548-2025 tillsynsbegäran.docx
+++ b/tillsyn/S 3548-2025 tillsynsbegäran.docx
@@ -1551,7 +1551,7 @@
     <w:r>
       <w:tab/>
       <w:tab/>
-      <w:t>2026-08-03</w:t>
+      <w:t>2026-08-05</w:t>
       <w:br/>
       <w:br/>
     </w:r>

--- a/tillsyn/S 3548-2025 tillsynsbegäran.docx
+++ b/tillsyn/S 3548-2025 tillsynsbegäran.docx
@@ -1551,7 +1551,7 @@
     <w:r>
       <w:tab/>
       <w:tab/>
-      <w:t>2026-08-05</w:t>
+      <w:t>2026-08-07</w:t>
       <w:br/>
       <w:br/>
     </w:r>

--- a/tillsyn/S 3548-2025 tillsynsbegäran.docx
+++ b/tillsyn/S 3548-2025 tillsynsbegäran.docx
@@ -1551,7 +1551,7 @@
     <w:r>
       <w:tab/>
       <w:tab/>
-      <w:t>2026-08-07</w:t>
+      <w:t>2026-08-08</w:t>
       <w:br/>
       <w:br/>
     </w:r>

--- a/tillsyn/S 3548-2025 tillsynsbegäran.docx
+++ b/tillsyn/S 3548-2025 tillsynsbegäran.docx
@@ -60,7 +60,7 @@
         <w:spacing w:after="240"/>
       </w:pPr>
       <w:r>
-        <w:t>Figur 1. Fyndplatser för naturvårdsarter i och inom 25 meter från samrådsanmälan. Markörer utan svart kant är placerade på fyndplatsen. Markörer med svart kant är placerade vid sidan av fyndplatsen har ett svart streck som visar fyndplatsens exakta position. Kartans mittpunktskoordinat är N 6580908, E 499283 i SWEREF 99 TM.</w:t>
+        <w:t>Figur 1. Fyndplatser för naturvårdsarter i och inom 25 meter från samrådsanmälan. Markörer utan svart kant är placerade på fyndplatsen. Markörer med svart kant är placerade vid sidan av fyndplatsen och har ett svart streck som visar fyndplatsens exakta position. Kartans mittpunktskoordinat är N 6580908, E 499283 i SWEREF 99 TM.</w:t>
       </w:r>
     </w:p>
     <w:p>
@@ -1551,7 +1551,7 @@
     <w:r>
       <w:tab/>
       <w:tab/>
-      <w:t>2026-08-14</w:t>
+      <w:t>2026-08-15</w:t>
       <w:br/>
       <w:br/>
     </w:r>

--- a/tillsyn/S 3548-2025 tillsynsbegäran.docx
+++ b/tillsyn/S 3548-2025 tillsynsbegäran.docx
@@ -1551,7 +1551,7 @@
     <w:r>
       <w:tab/>
       <w:tab/>
-      <w:t>2026-08-15</w:t>
+      <w:t>2026-08-16</w:t>
       <w:br/>
       <w:br/>
     </w:r>

--- a/tillsyn/S 3548-2025 tillsynsbegäran.docx
+++ b/tillsyn/S 3548-2025 tillsynsbegäran.docx
@@ -1551,7 +1551,7 @@
     <w:r>
       <w:tab/>
       <w:tab/>
-      <w:t>2026-08-16</w:t>
+      <w:t>2026-08-17</w:t>
       <w:br/>
       <w:br/>
     </w:r>

--- a/tillsyn/S 3548-2025 tillsynsbegäran.docx
+++ b/tillsyn/S 3548-2025 tillsynsbegäran.docx
@@ -1551,7 +1551,7 @@
     <w:r>
       <w:tab/>
       <w:tab/>
-      <w:t>2026-08-17</w:t>
+      <w:t>2026-08-18</w:t>
       <w:br/>
       <w:br/>
     </w:r>

--- a/tillsyn/S 3548-2025 tillsynsbegäran.docx
+++ b/tillsyn/S 3548-2025 tillsynsbegäran.docx
@@ -1551,7 +1551,7 @@
     <w:r>
       <w:tab/>
       <w:tab/>
-      <w:t>2026-08-18</w:t>
+      <w:t>2026-08-19</w:t>
       <w:br/>
       <w:br/>
     </w:r>

--- a/tillsyn/S 3548-2025 tillsynsbegäran.docx
+++ b/tillsyn/S 3548-2025 tillsynsbegäran.docx
@@ -1551,7 +1551,7 @@
     <w:r>
       <w:tab/>
       <w:tab/>
-      <w:t>2026-08-19</w:t>
+      <w:t>2026-08-20</w:t>
       <w:br/>
       <w:br/>
     </w:r>

--- a/tillsyn/S 3548-2025 tillsynsbegäran.docx
+++ b/tillsyn/S 3548-2025 tillsynsbegäran.docx
@@ -1551,7 +1551,7 @@
     <w:r>
       <w:tab/>
       <w:tab/>
-      <w:t>2026-08-20</w:t>
+      <w:t>2026-08-21</w:t>
       <w:br/>
       <w:br/>
     </w:r>

--- a/tillsyn/S 3548-2025 tillsynsbegäran.docx
+++ b/tillsyn/S 3548-2025 tillsynsbegäran.docx
@@ -1551,7 +1551,7 @@
     <w:r>
       <w:tab/>
       <w:tab/>
-      <w:t>2026-08-21</w:t>
+      <w:t>2026-08-22</w:t>
       <w:br/>
       <w:br/>
     </w:r>

--- a/tillsyn/S 3548-2025 tillsynsbegäran.docx
+++ b/tillsyn/S 3548-2025 tillsynsbegäran.docx
@@ -1551,7 +1551,7 @@
     <w:r>
       <w:tab/>
       <w:tab/>
-      <w:t>2026-08-22</w:t>
+      <w:t>2026-08-23</w:t>
       <w:br/>
       <w:br/>
     </w:r>

--- a/tillsyn/S 3548-2025 tillsynsbegäran.docx
+++ b/tillsyn/S 3548-2025 tillsynsbegäran.docx
@@ -1551,7 +1551,7 @@
     <w:r>
       <w:tab/>
       <w:tab/>
-      <w:t>2026-08-23</w:t>
+      <w:t>2026-08-24</w:t>
       <w:br/>
       <w:br/>
     </w:r>

--- a/tillsyn/S 3548-2025 tillsynsbegäran.docx
+++ b/tillsyn/S 3548-2025 tillsynsbegäran.docx
@@ -22,7 +22,7 @@
       <w:r>
         <w:drawing>
           <wp:inline xmlns:a="http://schemas.openxmlformats.org/drawingml/2006/main" xmlns:pic="http://schemas.openxmlformats.org/drawingml/2006/picture">
-            <wp:extent cx="5486400" cy="5326144"/>
+            <wp:extent cx="5306416" cy="5724000"/>
             <wp:docPr id="1" name="Picture 1"/>
             <wp:cNvGraphicFramePr>
               <a:graphicFrameLocks noChangeAspect="1"/>
@@ -43,7 +43,7 @@
                   <pic:spPr>
                     <a:xfrm>
                       <a:off x="0" y="0"/>
-                      <a:ext cx="5486400" cy="5326144"/>
+                      <a:ext cx="5306416" cy="5724000"/>
                     </a:xfrm>
                     <a:prstGeom prst="rect"/>
                   </pic:spPr>
@@ -65,7 +65,7 @@
     </w:p>
     <w:p>
       <w:r>
-        <w:t>I och inom 25 meter från samrådsanmälan finns fynd av 39 naturvårdsarter, varav 26 är rödlistade, 4 är fridlysta, 15 är typiska (T) och 8 är signalarter (S): bitter taggsvamp (EN), hedkoppmossa (EN), raggtaggsvamp (EN), spricktaggsvamp (EN), violgubbe (EN), fläckfingersvamp (VU), grangråticka (VU, T), gul taggsvamp (VU, T), porslinsblå spindling (VU, T), stor odörspindling (VU), blek fingersvamp (NT), dofttaggsvamp (NT, T), dropptaggsvamp (NT, T), dunmossa (NT, T), fjällig taggsvamp s.str. (NT), flattoppad klubbsvamp (NT), fyrflikig jordstjärna (NT, T), gultoppig fingersvamp (NT), kryddspindling (NT, T), mjölsvärting (NT), orange taggsvamp (NT, T), persiljespindling (NT), skarp dropptaggsvamp (NT), slåtterfibbla (NT, T), svartvit taggsvamp (NT), tjockfotad fingersvamp (NT), blåmossa (S, T), gulnande spindling (S), kantarellvaxing (S), olivspindling (S), rödgul trumpetsvamp (S), rökmusseron (S), svart trolldruva (S, T), svavelriska (S), blåbär (T), blåsippa (T, §9), tjäder (T, §4), hasselmus (§4a) och kungsfågel (§4). Se Figur 1.</w:t>
+        <w:t>I och inom 25 meter från samrådsanmälan finns fynd av 54 naturvårdsarter, varav 29 är rödlistade, 4 är fridlysta, 26 är typiska (T) och 10 är signalarter (S): ask (EN), bitter taggsvamp (EN), hedkoppmossa (EN), raggtaggsvamp (EN), spricktaggsvamp (EN), violgubbe (EN), fläckfingersvamp (VU), grangråticka (VU, T), gul taggsvamp (VU, T), porslinsblå spindling (VU, T), stor odörspindling (VU), blek fingersvamp (NT), dofttaggsvamp (NT, T), dropptaggsvamp (NT, T), dunmossa (NT, T), fjällig taggsvamp s.str. (NT), flattoppad klubbsvamp (NT), flikbålmossa (NT), fyrflikig jordstjärna (NT, T), gultoppig fingersvamp (NT), kryddspindling (NT, T), loppstarr (NT), mjölsvärting (NT), orange taggsvamp (NT, T), persiljespindling (NT), skarp dropptaggsvamp (NT), slåtterfibbla (NT, T), svartvit taggsvamp (NT), tjockfotad fingersvamp (NT), blåmossa (S, T), bronshjon (S, T), gulnande spindling (S), kantarellvaxing (S), olivspindling (S), rödgul trumpetsvamp (S), rökmusseron (S), stor revmossa (S), svart trolldruva (S, T), svavelriska (S), blåbär (T), blåsippa (T, §9), ekbräken (T), ekorrbär (T), glansfläck (T), hultbräken (T), kransmossa (T), kärrfibbla (T), liljekonvalj (T), skogsstjärna (T), svart taggsvamp agg. (T), tjäder (T, §4), vitsippa (T), hasselmus (§4a) och kungsfågel (§4). Se Figur 1.</w:t>
       </w:r>
     </w:p>
     <w:p>
@@ -102,6 +102,17 @@
     <w:p>
       <w:r>
         <w:t>Nedan följer beskrivningar av de naturvårdsarter och fridlysta arter som har sina livsmiljöer och växtplatser i den samrådsanmälda skogen. Se även ytterligare artfakta i BILAGA 1. De påträffade naturvårdsarterna är ett tydligt kvitto på att det rör sig om en skog med höga naturvärden.</w:t>
+      </w:r>
+    </w:p>
+    <w:p>
+      <w:r>
+        <w:rPr>
+          <w:b/>
+        </w:rPr>
+        <w:t>Ask (EN)</w:t>
+      </w:r>
+      <w:r>
+        <w:t xml:space="preserve"> växer naturligt på frisk till fuktig, näringsrik, mullrik mark, gärna med rörligt, ytnära grundvatten. Asken är mycket viktig för den biologiska mångfalden och den är värd för minst 213 arter i olika organismgrupper, av vilka åtminstone 42 är askspecialister, ytterligare 8 arter förekommer endast på ask och alm. Bland dessa kan nämnas asknätfjäril (EN, §4a), askvårtlav (EN) och askpraktbagge (NT). Det finns en ökad risk att dessa arter försvinner när populationen av ask minskar. Asken är kraftigt drabbad av askskottsjukan, men angripna askar bör inte avverkas eftersom det är så många andra arter knutna till ask, såväl till döda som till levande träd. Eftersom sjukdomen är vindspridd så finns den redan nästan överallt där det finns askar, och till skillnad från almsjukan så förhindrar eller försvårar man inte spridningen genom att ta bort träd. Asken är globalt rödlistad som nära hotad (NT) vilket medför ett internationellt ansvar för arten (SLU Artdatabanken, 2026; IUCN, 2017).</w:t>
       </w:r>
     </w:p>
     <w:p>
@@ -437,6 +448,17 @@
         <w:rPr>
           <w:b/>
         </w:rPr>
+        <w:t>Flikbålmossa (NT)</w:t>
+      </w:r>
+      <w:r>
+        <w:t xml:space="preserve"> växer i rikkärr, källkärr och sumpskog. Arten förekommer främst i södra Sverige (sällsynt i Norrland). Dikning och igenväxning av rikkärr och minskning av sumpskog och källor i södra Sverige gör att arten bedöms ha en fortgående minskning (SLU Artdatabanken, 2026).</w:t>
+      </w:r>
+    </w:p>
+    <w:p>
+      <w:r>
+        <w:rPr>
+          <w:b/>
+        </w:rPr>
         <w:t xml:space="preserve">Fyrflikig jordstjärna (NT) </w:t>
       </w:r>
       <w:r>
@@ -621,6 +643,26 @@
         <w:rPr>
           <w:b/>
         </w:rPr>
+        <w:t>Bronshjon</w:t>
+      </w:r>
+      <w:r>
+        <w:t xml:space="preserve"> är en skalbagge vars larvutveckling sker under grov bark på stammar av döda eller döende barrträd, främst gran, i mindre omfattning tall. Arten är knuten till äldre, naturskogslik granskog med inslag av torkande träd. Bronshjon är typisk art för </w:t>
+      </w:r>
+      <w:r>
+        <w:rPr>
+          <w:i/>
+        </w:rPr>
+        <w:t>9010 Taiga</w:t>
+      </w:r>
+      <w:r>
+        <w:t xml:space="preserve"> (SLU Artdatabanken, 2025).</w:t>
+      </w:r>
+    </w:p>
+    <w:p>
+      <w:r>
+        <w:rPr>
+          <w:b/>
+        </w:rPr>
         <w:t>Gulnande spindling</w:t>
       </w:r>
       <w:r>
@@ -741,6 +783,231 @@
         <w:rPr>
           <w:b/>
         </w:rPr>
+        <w:t xml:space="preserve">Ekbräken </w:t>
+      </w:r>
+      <w:r>
+        <w:t xml:space="preserve">är typisk art för </w:t>
+      </w:r>
+      <w:r>
+        <w:rPr>
+          <w:i/>
+        </w:rPr>
+        <w:t>9050 Näringsrik granskog</w:t>
+      </w:r>
+      <w:r>
+        <w:t xml:space="preserve"> (SLU Artdatabanken, 2025).</w:t>
+      </w:r>
+    </w:p>
+    <w:p>
+      <w:r>
+        <w:rPr>
+          <w:b/>
+        </w:rPr>
+        <w:t xml:space="preserve">Ekorrbär </w:t>
+      </w:r>
+      <w:r>
+        <w:t xml:space="preserve">är typisk art för </w:t>
+      </w:r>
+      <w:r>
+        <w:rPr>
+          <w:i/>
+        </w:rPr>
+        <w:t xml:space="preserve">9190 Näringsfattig ekskog </w:t>
+      </w:r>
+      <w:r>
+        <w:t>(SLU Artdatabanken, 2025).</w:t>
+      </w:r>
+    </w:p>
+    <w:p>
+      <w:r>
+        <w:rPr>
+          <w:b/>
+        </w:rPr>
+        <w:t>Glansfläck</w:t>
+      </w:r>
+      <w:r>
+        <w:t xml:space="preserve"> signalerar skyddsvärda lövträdsbestånd som ofta hyser ett flertal rödlistade lavar. Många växtplatser har långvarig trädkontinuitet. Laven indikerar främst miljöer med konstant hög och jämn luftfuktighet och ostörda markvattenförhållanden. Glansfläck är typisk art för </w:t>
+      </w:r>
+      <w:r>
+        <w:rPr>
+          <w:i/>
+        </w:rPr>
+        <w:t>9190 Näringsfattig ekskog</w:t>
+      </w:r>
+      <w:r>
+        <w:t xml:space="preserve"> (Nitare &amp; Skogsstyrelsen, 2000; SLU Artdatabanken, 2025).</w:t>
+      </w:r>
+    </w:p>
+    <w:p>
+      <w:r>
+        <w:rPr>
+          <w:b/>
+        </w:rPr>
+        <w:t xml:space="preserve">Hultbräken </w:t>
+      </w:r>
+      <w:r>
+        <w:t xml:space="preserve">är typisk art för </w:t>
+      </w:r>
+      <w:r>
+        <w:rPr>
+          <w:i/>
+        </w:rPr>
+        <w:t xml:space="preserve">9050 Näringsrik granskog </w:t>
+      </w:r>
+      <w:r>
+        <w:t>(SLU Artdatabanken, 2025).</w:t>
+      </w:r>
+    </w:p>
+    <w:p>
+      <w:r>
+        <w:rPr>
+          <w:b/>
+        </w:rPr>
+        <w:t>Kransmossa</w:t>
+      </w:r>
+      <w:r>
+        <w:t xml:space="preserve"> är typisk art för </w:t>
+      </w:r>
+      <w:r>
+        <w:rPr>
+          <w:i/>
+        </w:rPr>
+        <w:t xml:space="preserve">9050 Näringsrik granskog </w:t>
+      </w:r>
+      <w:r>
+        <w:t xml:space="preserve">och </w:t>
+      </w:r>
+      <w:r>
+        <w:rPr>
+          <w:i/>
+        </w:rPr>
+        <w:t xml:space="preserve">6170 Alpina kalkgräsmarker </w:t>
+      </w:r>
+      <w:r>
+        <w:t>(SLU Artdatabanken, 2025).</w:t>
+      </w:r>
+    </w:p>
+    <w:p>
+      <w:r>
+        <w:rPr>
+          <w:b/>
+        </w:rPr>
+        <w:t>Kärrfibbla</w:t>
+      </w:r>
+      <w:r>
+        <w:t xml:space="preserve"> är typisk art för </w:t>
+      </w:r>
+      <w:r>
+        <w:rPr>
+          <w:i/>
+        </w:rPr>
+        <w:t xml:space="preserve">9050 Näringsrik granskog, 9080 Lövsumpskog </w:t>
+      </w:r>
+      <w:r>
+        <w:t>och</w:t>
+      </w:r>
+      <w:r>
+        <w:rPr>
+          <w:i/>
+        </w:rPr>
+        <w:t xml:space="preserve"> 9040 Fjällbjörkskog </w:t>
+      </w:r>
+      <w:r>
+        <w:t>(SLU Artdatabanken, 2025).</w:t>
+      </w:r>
+    </w:p>
+    <w:p>
+      <w:r>
+        <w:rPr>
+          <w:b/>
+        </w:rPr>
+        <w:t>Liljekonvalj</w:t>
+      </w:r>
+      <w:r>
+        <w:t xml:space="preserve"> är typisk art för </w:t>
+      </w:r>
+      <w:r>
+        <w:rPr>
+          <w:i/>
+        </w:rPr>
+        <w:t>9190 Näringsfattig ekskog</w:t>
+      </w:r>
+      <w:r>
+        <w:t>. På liljekonvalj kan man hitta rostsvampen konvaljerost (NE) (SLU Artdatabanken, 2025).</w:t>
+      </w:r>
+    </w:p>
+    <w:p>
+      <w:r>
+        <w:rPr>
+          <w:b/>
+        </w:rPr>
+        <w:t xml:space="preserve">Skogsstjärna </w:t>
+      </w:r>
+      <w:r>
+        <w:t xml:space="preserve">är typisk art för </w:t>
+      </w:r>
+      <w:r>
+        <w:rPr>
+          <w:i/>
+        </w:rPr>
+        <w:t xml:space="preserve">9190 Näringsfattig ekskog </w:t>
+      </w:r>
+      <w:r>
+        <w:t>(SLU Artdatabanken, 2025).</w:t>
+      </w:r>
+    </w:p>
+    <w:p>
+      <w:r>
+        <w:rPr>
+          <w:b/>
+        </w:rPr>
+        <w:t xml:space="preserve">Svart taggsvamp agg. </w:t>
+      </w:r>
+      <w:r>
+        <w:t xml:space="preserve">har visat sig bestå av fyra olika arter: </w:t>
+      </w:r>
+      <w:r>
+        <w:rPr>
+          <w:i/>
+        </w:rPr>
+        <w:t>Phellodon melilotinus</w:t>
+      </w:r>
+      <w:r>
+        <w:t xml:space="preserve"> (VU), </w:t>
+      </w:r>
+      <w:r>
+        <w:rPr>
+          <w:i/>
+        </w:rPr>
+        <w:t>Phellodon aquiloniniger</w:t>
+      </w:r>
+      <w:r>
+        <w:t xml:space="preserve"> (NT), </w:t>
+      </w:r>
+      <w:r>
+        <w:rPr>
+          <w:i/>
+        </w:rPr>
+        <w:t>Phellodon frondosoniger</w:t>
+      </w:r>
+      <w:r>
+        <w:t xml:space="preserve"> (NT) och svart taggsvamp </w:t>
+      </w:r>
+      <w:r>
+        <w:rPr>
+          <w:i/>
+        </w:rPr>
+        <w:t>Phellodon niger</w:t>
+      </w:r>
+      <w:r>
+        <w:t xml:space="preserve"> (NT). De olika arterna är mykorrhizasvampar med olika utbredning och ekologi som kan påträffas både i barr- och lövskogar. Samtliga arterna är rödlistade och signalerar skogsområden med höga naturvärden (SLU Artdatabanken, 2026; Nitare &amp; Skogsstyrelsen, 2019).</w:t>
+      </w:r>
+    </w:p>
+    <w:p>
+      <w:r>
+        <w:rPr>
+          <w:b/>
+        </w:rPr>
         <w:t>Tjäder (§4)</w:t>
       </w:r>
       <w:r>
@@ -763,6 +1030,26 @@
       </w:r>
       <w:r>
         <w:t>. Tjädern är en utpräglad skogsfågel knuten till större sammanhängande barrskogsområden. Tupparna och hönorna utnyttjar till viss del olika miljöer, och habitatvalet varierar dessutom mellan olika delar av året. För att det ska finnas livskraftiga tjäderbestånd krävs funktionella skogslandskap med en blandning av uppvuxen, gles och luckig skog, täta sumpskogar, myrar och andra små våtmarker. Arten försvinner när skogen fragmenteras och den sammanlagda arealen hyggen och andra öppna områden blir för stor. Ett småskaligt och försiktigt virkesuttag genom hyggesfria metoder kan i vissa fall vara möjligt i området inom 200 m från lekcentrum. Längre ut från lekcentrum, inom 200–500 m bör den avverkade ytan inte överskrida 1 hektar för att undvika alltför stora och snabba förändringar (Skogsstyrelsen, 2019; SLU Artdatabanken, 2024).</w:t>
+      </w:r>
+    </w:p>
+    <w:p>
+      <w:r>
+        <w:rPr>
+          <w:b/>
+        </w:rPr>
+        <w:t>Vitsippa</w:t>
+      </w:r>
+      <w:r>
+        <w:t xml:space="preserve"> är typisk art för </w:t>
+      </w:r>
+      <w:r>
+        <w:rPr>
+          <w:i/>
+        </w:rPr>
+        <w:t xml:space="preserve">9040 Fjällbjörkskog </w:t>
+      </w:r>
+      <w:r>
+        <w:t>(SLU Artdatabanken, 2025).</w:t>
       </w:r>
     </w:p>
     <w:p>
@@ -802,7 +1089,7 @@
     </w:p>
     <w:p>
       <w:r>
-        <w:t>Följande typiska arter har sina livsmiljöer och växtplatser i den samrådsanmälda skogen: grangråticka (VU, T), gul taggsvamp (VU, T), porslinsblå spindling (VU, T), dofttaggsvamp (NT, T), dropptaggsvamp (NT, T), dunmossa (NT, T), fyrflikig jordstjärna (NT, T), kryddspindling (NT, T), orange taggsvamp (NT, T), slåtterfibbla (NT, T), blåmossa (S, T), svart trolldruva (S, T), blåbär (T), blåsippa (T, §9) och tjäder (T, §4).</w:t>
+        <w:t>Följande typiska arter har sina livsmiljöer och växtplatser i den samrådsanmälda skogen: grangråticka (VU, T), gul taggsvamp (VU, T), porslinsblå spindling (VU, T), dofttaggsvamp (NT, T), dropptaggsvamp (NT, T), dunmossa (NT, T), fyrflikig jordstjärna (NT, T), kryddspindling (NT, T), orange taggsvamp (NT, T), slåtterfibbla (NT, T), blåmossa (S, T), bronshjon (S, T), svart trolldruva (S, T), blåbär (T), blåsippa (T, §9), ekbräken (T), ekorrbär (T), glansfläck (T), hultbräken (T), kransmossa (T), kärrfibbla (T), liljekonvalj (T), skogsstjärna (T), svart taggsvamp agg. (T), tjäder (T, §4) och vitsippa (T).</w:t>
       </w:r>
     </w:p>
     <w:p>
@@ -1551,7 +1838,7 @@
     <w:r>
       <w:tab/>
       <w:tab/>
-      <w:t>2026-08-24</w:t>
+      <w:t>2026-08-25</w:t>
       <w:br/>
       <w:br/>
     </w:r>

--- a/tillsyn/S 3548-2025 tillsynsbegäran.docx
+++ b/tillsyn/S 3548-2025 tillsynsbegäran.docx
@@ -1838,7 +1838,7 @@
     <w:r>
       <w:tab/>
       <w:tab/>
-      <w:t>2026-08-25</w:t>
+      <w:t>2026-08-26</w:t>
       <w:br/>
       <w:br/>
     </w:r>

--- a/tillsyn/S 3548-2025 tillsynsbegäran.docx
+++ b/tillsyn/S 3548-2025 tillsynsbegäran.docx
@@ -1838,7 +1838,7 @@
     <w:r>
       <w:tab/>
       <w:tab/>
-      <w:t>2026-08-26</w:t>
+      <w:t>2026-08-27</w:t>
       <w:br/>
       <w:br/>
     </w:r>

--- a/tillsyn/S 3548-2025 tillsynsbegäran.docx
+++ b/tillsyn/S 3548-2025 tillsynsbegäran.docx
@@ -1838,7 +1838,7 @@
     <w:r>
       <w:tab/>
       <w:tab/>
-      <w:t>2026-08-27</w:t>
+      <w:t>2026-08-28</w:t>
       <w:br/>
       <w:br/>
     </w:r>

--- a/tillsyn/S 3548-2025 tillsynsbegäran.docx
+++ b/tillsyn/S 3548-2025 tillsynsbegäran.docx
@@ -1838,7 +1838,7 @@
     <w:r>
       <w:tab/>
       <w:tab/>
-      <w:t>2026-08-28</w:t>
+      <w:t>2026-08-29</w:t>
       <w:br/>
       <w:br/>
     </w:r>

--- a/tillsyn/S 3548-2025 tillsynsbegäran.docx
+++ b/tillsyn/S 3548-2025 tillsynsbegäran.docx
@@ -1838,7 +1838,7 @@
     <w:r>
       <w:tab/>
       <w:tab/>
-      <w:t>2026-08-29</w:t>
+      <w:t>2026-08-31</w:t>
       <w:br/>
       <w:br/>
     </w:r>

--- a/tillsyn/S 3548-2025 tillsynsbegäran.docx
+++ b/tillsyn/S 3548-2025 tillsynsbegäran.docx
@@ -1838,7 +1838,7 @@
     <w:r>
       <w:tab/>
       <w:tab/>
-      <w:t>2026-08-31</w:t>
+      <w:t>2026-09-01</w:t>
       <w:br/>
       <w:br/>
     </w:r>

--- a/tillsyn/S 3548-2025 tillsynsbegäran.docx
+++ b/tillsyn/S 3548-2025 tillsynsbegäran.docx
@@ -1838,7 +1838,7 @@
     <w:r>
       <w:tab/>
       <w:tab/>
-      <w:t>2026-09-01</w:t>
+      <w:t>2026-09-02</w:t>
       <w:br/>
       <w:br/>
     </w:r>

--- a/tillsyn/S 3548-2025 tillsynsbegäran.docx
+++ b/tillsyn/S 3548-2025 tillsynsbegäran.docx
@@ -1838,7 +1838,7 @@
     <w:r>
       <w:tab/>
       <w:tab/>
-      <w:t>2026-09-02</w:t>
+      <w:t>2026-09-03</w:t>
       <w:br/>
       <w:br/>
     </w:r>

--- a/tillsyn/S 3548-2025 tillsynsbegäran.docx
+++ b/tillsyn/S 3548-2025 tillsynsbegäran.docx
@@ -1838,7 +1838,7 @@
     <w:r>
       <w:tab/>
       <w:tab/>
-      <w:t>2026-09-03</w:t>
+      <w:t>2026-09-04</w:t>
       <w:br/>
       <w:br/>
     </w:r>

--- a/tillsyn/S 3548-2025 tillsynsbegäran.docx
+++ b/tillsyn/S 3548-2025 tillsynsbegäran.docx
@@ -1838,7 +1838,7 @@
     <w:r>
       <w:tab/>
       <w:tab/>
-      <w:t>2026-09-04</w:t>
+      <w:t>2026-09-05</w:t>
       <w:br/>
       <w:br/>
     </w:r>
